--- a/data/analysis/Reportes/Archivo/Analisis_Hidrometeorologico_2026-09-08.docx
+++ b/data/analysis/Reportes/Archivo/Analisis_Hidrometeorologico_2026-09-08.docx
@@ -35,7 +35,7 @@
           <w:rFonts w:ascii="Arial" w:hAnsi="Arial"/>
           <w:sz w:val="19"/>
         </w:rPr>
-        <w:t>CORTE: 2026-09-08 11:00</w:t>
+        <w:t>CORTE: 2026-09-08 13:52</w:t>
       </w:r>
     </w:p>
     <w:p>
@@ -75,7 +75,7 @@
           <w:rFonts w:ascii="Arial" w:hAnsi="Arial"/>
           <w:sz w:val="19"/>
         </w:rPr>
-        <w:t>Al corte de las 11:00 h, la lectura debe mantenerse integrada y no por cuencas aisladas. La señal hidrométrica más reciente tiene como referencia principal el corte vigente de niveles y la lluvia observada/prevista sobre Guatemala, Chiapas y Tabasco. El mayor cambio de 24 h entre estaciones observadas es Pueblo Nuevo +0.13 m/24 h. La prioridad operativa es confirmar cualquier cambio de escenario con coincidencia de lluvia, saturación, niveles, caudales y operación de presas; el pronóstico por sí solo no constituye una creciente confirmada.</w:t>
+        <w:t>Al corte de las 13:52 h, la lectura debe mantenerse integrada y no por cuencas aisladas. La señal hidrométrica más reciente tiene como referencia principal el corte vigente de niveles y la lluvia observada/prevista sobre Guatemala, Chiapas y Tabasco. El mayor cambio de 24 h entre estaciones observadas es Samaria +0.12 m/24 h. La prioridad operativa es confirmar cualquier cambio de escenario con coincidencia de lluvia, saturación, niveles, caudales y operación de presas; el pronóstico por sí solo no constituye una creciente confirmada.</w:t>
       </w:r>
     </w:p>
     <w:p>
@@ -450,7 +450,7 @@
                 <w:b w:val="0"/>
                 <w:sz w:val="16"/>
               </w:rPr>
-              <w:t>138.33 m; 274.45 m³/s; lluvia 24 h 0.0 mm</w:t>
+              <w:t>138.33 m; 274.45 m³/s; lluvia 24 h 7.2 mm</w:t>
             </w:r>
           </w:p>
         </w:tc>
@@ -1297,7 +1297,7 @@
           <w:rFonts w:ascii="Arial" w:hAnsi="Arial"/>
           <w:sz w:val="19"/>
         </w:rPr>
-        <w:t>Samaria registra 11.44 m y González/Carrizal 3.42 m. El gasto de Peñitas no debe equipararse automáticamente con el gasto que llega a cada brazo: deben incorporarse Platanar y otras aportaciones de cuenca libre y considerar la distribución hidráulica posterior. Como referencia operativa se conserva aproximadamente 70 % hacia Samaria y 30 % hacia Carrizal, sujeta a condiciones hidráulicas y a la operación de El Macayo.</w:t>
+        <w:t>Samaria registra 11.56 m y González/Carrizal 3.40 m. El gasto de Peñitas no debe equipararse automáticamente con el gasto que llega a cada brazo: deben incorporarse Platanar y otras aportaciones de cuenca libre y considerar la distribución hidráulica posterior. Como referencia operativa se conserva aproximadamente 70 % hacia Samaria y 30 % hacia Carrizal, sujeta a condiciones hidráulicas y a la operación de El Macayo.</w:t>
       </w:r>
     </w:p>
     <w:tbl>
@@ -1432,7 +1432,7 @@
                 <w:b w:val="0"/>
                 <w:sz w:val="16"/>
               </w:rPr>
-              <w:t>11.44 m</w:t>
+              <w:t>11.56 m</w:t>
             </w:r>
           </w:p>
         </w:tc>
@@ -1479,7 +1479,7 @@
                 <w:b w:val="0"/>
                 <w:sz w:val="16"/>
               </w:rPr>
-              <w:t>González 3.42 m</w:t>
+              <w:t>González 3.40 m</w:t>
             </w:r>
           </w:p>
         </w:tc>
@@ -1953,7 +1953,7 @@
           <w:rFonts w:ascii="Arial" w:hAnsi="Arial"/>
           <w:sz w:val="19"/>
         </w:rPr>
-        <w:t>El diagnóstico integrado del corte de las 11:00 h se mantiene condicionado por la evolución conjunta de Guatemala–Usumacinta–Boca del Cerro, Ríos Serranos–Pichucalco–Grijalva bajo, la cascada de presas y Peñitas/cuenca libre–Mezcalapa–Samaria–Carrizal. Ningún componente debe interpretarse de manera aislada. La señal operativa debe escalar únicamente cuando coincidan magnitud, persistencia y respuesta observada.</w:t>
+        <w:t>El diagnóstico integrado del corte de las 13:52 h se mantiene condicionado por la evolución conjunta de Guatemala–Usumacinta–Boca del Cerro, Ríos Serranos–Pichucalco–Grijalva bajo, la cascada de presas y Peñitas/cuenca libre–Mezcalapa–Samaria–Carrizal. Ningún componente debe interpretarse de manera aislada. La señal operativa debe escalar únicamente cuando coincidan magnitud, persistencia y respuesta observada.</w:t>
       </w:r>
     </w:p>
     <w:p>
@@ -2107,7 +2107,7 @@
           <w:rFonts w:ascii="Arial" w:hAnsi="Arial"/>
           <w:sz w:val="19"/>
         </w:rPr>
-        <w:t>WeatherLink: SEMAR E.I.O. Cd. del Carmen. 0.0 mm/24 h</w:t>
+        <w:t>WeatherLink: Urrutia 0.0 mm/24 h</w:t>
       </w:r>
     </w:p>
     <w:p>
@@ -2297,7 +2297,7 @@
                 <w:b w:val="0"/>
                 <w:sz w:val="16"/>
               </w:rPr>
-              <w:t>2026-09-08T09:11:14.634264-06:00</w:t>
+              <w:t>2026-09-08T13:34:32.162971-06:00</w:t>
             </w:r>
           </w:p>
         </w:tc>
@@ -2344,7 +2344,7 @@
                 <w:b w:val="0"/>
                 <w:sz w:val="16"/>
               </w:rPr>
-              <w:t>2026-09-07T10:11:04-06:00</w:t>
+              <w:t>2026-09-08T09:57:56-06:00</w:t>
             </w:r>
           </w:p>
         </w:tc>
@@ -2359,7 +2359,7 @@
                 <w:b w:val="0"/>
                 <w:sz w:val="16"/>
               </w:rPr>
-              <w:t>2026-09-08T09:11:14.634264-06:00</w:t>
+              <w:t>2026-09-08T13:34:32.162971-06:00</w:t>
             </w:r>
           </w:p>
         </w:tc>

--- a/data/analysis/Reportes/Archivo/Analisis_Hidrometeorologico_2026-09-08.docx
+++ b/data/analysis/Reportes/Archivo/Analisis_Hidrometeorologico_2026-09-08.docx
@@ -35,7 +35,7 @@
           <w:rFonts w:ascii="Arial" w:hAnsi="Arial"/>
           <w:sz w:val="19"/>
         </w:rPr>
-        <w:t>CORTE: 2026-09-08 13:52</w:t>
+        <w:t>CORTE: 2026-09-08 19:27</w:t>
       </w:r>
     </w:p>
     <w:p>
@@ -75,7 +75,7 @@
           <w:rFonts w:ascii="Arial" w:hAnsi="Arial"/>
           <w:sz w:val="19"/>
         </w:rPr>
-        <w:t>Al corte de las 13:52 h, la lectura debe mantenerse integrada y no por cuencas aisladas. La señal hidrométrica más reciente tiene como referencia principal el corte vigente de niveles y la lluvia observada/prevista sobre Guatemala, Chiapas y Tabasco. El mayor cambio de 24 h entre estaciones observadas es Samaria +0.12 m/24 h. La prioridad operativa es confirmar cualquier cambio de escenario con coincidencia de lluvia, saturación, niveles, caudales y operación de presas; el pronóstico por sí solo no constituye una creciente confirmada.</w:t>
+        <w:t>Al corte de las 19:27 h, la lectura debe mantenerse integrada y no por cuencas aisladas. La señal hidrométrica más reciente tiene como referencia principal el corte vigente de niveles y la lluvia observada/prevista sobre Guatemala, Chiapas y Tabasco. El mayor cambio de 24 h entre estaciones observadas es Samaria +0.36 m/24 h. La prioridad operativa es confirmar cualquier cambio de escenario con coincidencia de lluvia, saturación, niveles, caudales y operación de presas; el pronóstico por sí solo no constituye una creciente confirmada.</w:t>
       </w:r>
     </w:p>
     <w:p>
@@ -315,7 +315,7 @@
           <w:rFonts w:ascii="Arial" w:hAnsi="Arial"/>
           <w:sz w:val="19"/>
         </w:rPr>
-        <w:t>Boca del Cerro registra 12.50 m, con variación de 24 h -0.05 m. En la cuenca alta de Guatemala, El Tigre reporta 5.54 m y 917.3 m³/s; El Porvenir/La Pasión 1.92 m y 197.3 m³/s. La secuencia de vigilancia se mantiene Guatemala → Lacantún → Boca del Cerro/Tenosique → Balancán → Emiliano Zapata → Jonuta → Centla. Pronóstico SMN para Usumacinta: 0-24 h: 25 a 50 mm; 24-48 h: 25 a 50 mm; 48-72 h: 25 a 50 mm; 72-96 h: 25 a 50 mm.</w:t>
+        <w:t>Boca del Cerro registra 12.50 m, con variación de 24 h -0.05 m. En la cuenca alta de Guatemala, El Tigre reporta 5.50 m y 899.9 m³/s; El Porvenir/La Pasión 1.91 m y 195.8 m³/s. La secuencia de vigilancia se mantiene Guatemala → Lacantún → Boca del Cerro/Tenosique → Balancán → Emiliano Zapata → Jonuta → Centla. Pronóstico SMN para Usumacinta: 0-24 h: 25 a 50 mm; 24-48 h: 25 a 50 mm; 48-72 h: 25 a 50 mm; 72-96 h: 25 a 50 mm.</w:t>
       </w:r>
     </w:p>
     <w:tbl>
@@ -403,7 +403,7 @@
                 <w:b w:val="0"/>
                 <w:sz w:val="16"/>
               </w:rPr>
-              <w:t>5.54 m; 917.3 m³/s</w:t>
+              <w:t>5.50 m; 899.9 m³/s</w:t>
             </w:r>
           </w:p>
         </w:tc>
@@ -535,7 +535,7 @@
           <w:rFonts w:ascii="Arial" w:hAnsi="Arial"/>
           <w:sz w:val="19"/>
         </w:rPr>
-        <w:t>Los Ríos Serranos tienen respuesta más rápida que el Usumacinta. Oxolotán 33.93 m, Tapijulapa 15.78 m, Teapa 33.69 m y Puyacatengo 25.02 m. Deben vigilarse primero lluvia horaria y estaciones aguas arriba antes de esperar una respuesta en el Grijalva de Villahermosa. Pronóstico SMN Bajo Grijalva–Ríos de la Sierra: 0-24 h: 50 a 75 mm; 24-48 h: 50 a 75 mm; 48-72 h: 25 a 50 mm; 72-96 h: 5 a 25 mm.</w:t>
+        <w:t>Los Ríos Serranos tienen respuesta más rápida que el Usumacinta. Oxolotán 33.91 m, Tapijulapa 15.77 m, Teapa 33.69 m y Puyacatengo 25.02 m. Deben vigilarse primero lluvia horaria y estaciones aguas arriba antes de esperar una respuesta en el Grijalva de Villahermosa. Pronóstico SMN Bajo Grijalva–Ríos de la Sierra: 0-24 h: 50 a 75 mm; 24-48 h: 50 a 75 mm; 48-72 h: 25 a 50 mm; 72-96 h: 5 a 25 mm.</w:t>
       </w:r>
     </w:p>
     <w:tbl>
@@ -764,7 +764,7 @@
                 <w:b w:val="0"/>
                 <w:sz w:val="16"/>
               </w:rPr>
-              <w:t>Salto de Agua 2.16 m; Macuspana 1.13 m</w:t>
+              <w:t>Salto de Agua 2.16 m; Macuspana 1.12 m</w:t>
             </w:r>
           </w:p>
         </w:tc>
@@ -1297,7 +1297,7 @@
           <w:rFonts w:ascii="Arial" w:hAnsi="Arial"/>
           <w:sz w:val="19"/>
         </w:rPr>
-        <w:t>Samaria registra 11.56 m y González/Carrizal 3.40 m. El gasto de Peñitas no debe equipararse automáticamente con el gasto que llega a cada brazo: deben incorporarse Platanar y otras aportaciones de cuenca libre y considerar la distribución hidráulica posterior. Como referencia operativa se conserva aproximadamente 70 % hacia Samaria y 30 % hacia Carrizal, sujeta a condiciones hidráulicas y a la operación de El Macayo.</w:t>
+        <w:t>Samaria registra 12.10 m y González/Carrizal 3.35 m. El gasto de Peñitas no debe equipararse automáticamente con el gasto que llega a cada brazo: deben incorporarse Platanar y otras aportaciones de cuenca libre y considerar la distribución hidráulica posterior. Como referencia operativa se conserva aproximadamente 70 % hacia Samaria y 30 % hacia Carrizal, sujeta a condiciones hidráulicas y a la operación de El Macayo.</w:t>
       </w:r>
     </w:p>
     <w:tbl>
@@ -1432,7 +1432,7 @@
                 <w:b w:val="0"/>
                 <w:sz w:val="16"/>
               </w:rPr>
-              <w:t>11.56 m</w:t>
+              <w:t>12.10 m</w:t>
             </w:r>
           </w:p>
         </w:tc>
@@ -1479,7 +1479,7 @@
                 <w:b w:val="0"/>
                 <w:sz w:val="16"/>
               </w:rPr>
-              <w:t>González 3.40 m</w:t>
+              <w:t>González 3.35 m</w:t>
             </w:r>
           </w:p>
         </w:tc>
@@ -1953,7 +1953,7 @@
           <w:rFonts w:ascii="Arial" w:hAnsi="Arial"/>
           <w:sz w:val="19"/>
         </w:rPr>
-        <w:t>El diagnóstico integrado del corte de las 13:52 h se mantiene condicionado por la evolución conjunta de Guatemala–Usumacinta–Boca del Cerro, Ríos Serranos–Pichucalco–Grijalva bajo, la cascada de presas y Peñitas/cuenca libre–Mezcalapa–Samaria–Carrizal. Ningún componente debe interpretarse de manera aislada. La señal operativa debe escalar únicamente cuando coincidan magnitud, persistencia y respuesta observada.</w:t>
+        <w:t>El diagnóstico integrado del corte de las 19:27 h se mantiene condicionado por la evolución conjunta de Guatemala–Usumacinta–Boca del Cerro, Ríos Serranos–Pichucalco–Grijalva bajo, la cascada de presas y Peñitas/cuenca libre–Mezcalapa–Samaria–Carrizal. Ningún componente debe interpretarse de manera aislada. La señal operativa debe escalar únicamente cuando coincidan magnitud, persistencia y respuesta observada.</w:t>
       </w:r>
     </w:p>
     <w:p>
@@ -2059,7 +2059,7 @@
           <w:rFonts w:ascii="Arial" w:hAnsi="Arial"/>
           <w:sz w:val="19"/>
         </w:rPr>
-        <w:t>WeatherLink: IXHUATAN PCIVILCHIAPAS 2.0 mm/24 h</w:t>
+        <w:t>WeatherLink: PASO LA MINA 14.0 mm/24 h</w:t>
       </w:r>
     </w:p>
     <w:p>
@@ -2071,7 +2071,7 @@
           <w:rFonts w:ascii="Arial" w:hAnsi="Arial"/>
           <w:sz w:val="19"/>
         </w:rPr>
-        <w:t>WeatherLink: Sinai 0.3 mm/24 h</w:t>
+        <w:t>WeatherLink: IXHUATAN PCIVILCHIAPAS 5.6 mm/24 h</w:t>
       </w:r>
     </w:p>
     <w:p>
@@ -2083,7 +2083,7 @@
           <w:rFonts w:ascii="Arial" w:hAnsi="Arial"/>
           <w:sz w:val="19"/>
         </w:rPr>
-        <w:t>WeatherLink: AMATÁN PCIVILCHIAPAS 0.3 mm/24 h</w:t>
+        <w:t>WeatherLink: AMATÁN PCIVILCHIAPAS 3.6 mm/24 h</w:t>
       </w:r>
     </w:p>
     <w:p>
@@ -2095,7 +2095,7 @@
           <w:rFonts w:ascii="Arial" w:hAnsi="Arial"/>
           <w:sz w:val="19"/>
         </w:rPr>
-        <w:t>WeatherLink: Yaxhá - INSIVUMEH PETEN 0.0 mm/24 h</w:t>
+        <w:t>WeatherLink: SEMAR E.I.O. Cd. del Carmen. 3.3 mm/24 h</w:t>
       </w:r>
     </w:p>
     <w:p>
@@ -2107,7 +2107,7 @@
           <w:rFonts w:ascii="Arial" w:hAnsi="Arial"/>
           <w:sz w:val="19"/>
         </w:rPr>
-        <w:t>WeatherLink: Urrutia 0.0 mm/24 h</w:t>
+        <w:t>WeatherLink: Centro 3.0 mm/24 h</w:t>
       </w:r>
     </w:p>
     <w:p>
@@ -2501,7 +2501,7 @@
           <w:rFonts w:ascii="Arial" w:hAnsi="Arial"/>
           <w:sz w:val="19"/>
         </w:rPr>
-        <w:t>El Porvenir–La Pasión: nivel 1.92 m · caudal 197.29 m³/s.</w:t>
+        <w:t>El Porvenir–La Pasión: nivel 1.91 m · caudal 195.83 m³/s.</w:t>
       </w:r>
     </w:p>
     <w:p>
@@ -2513,7 +2513,7 @@
           <w:rFonts w:ascii="Arial" w:hAnsi="Arial"/>
           <w:sz w:val="19"/>
         </w:rPr>
-        <w:t>El Tigre–Usumacinta: nivel 5.54 m · caudal 917.30 m³/s.</w:t>
+        <w:t>El Tigre–Usumacinta: nivel 5.50 m · caudal 899.91 m³/s.</w:t>
       </w:r>
     </w:p>
     <w:p>
@@ -2537,7 +2537,7 @@
           <w:rFonts w:ascii="Arial" w:hAnsi="Arial"/>
           <w:sz w:val="19"/>
         </w:rPr>
-        <w:t>Evolución El Tigre: sin tendencia comparable; se requieren al menos dos cortes válidos que publiquen la estación.</w:t>
+        <w:t>Evolución El Tigre: Δ nivel -0.040 m en 6.0 h; tendencia disminuyendo.</w:t>
       </w:r>
     </w:p>
     <w:p>
